--- a/Text Messages for Call Multiplier/Text to Iowa Men Fastpitch HOFers 02-25-2026 Celebration.docx
+++ b/Text Messages for Call Multiplier/Text to Iowa Men Fastpitch HOFers 02-25-2026 Celebration.docx
@@ -16,13 +16,25 @@
       <w:r>
         <w:t>Click L</w:t>
       </w:r>
+      <w:r>
+        <w:t xml:space="preserve">ink to </w:t>
+      </w:r>
+      <w:r>
+        <w:t>See 2026 HOF Member</w:t>
+      </w:r>
+      <w:r>
+        <w:t>s</w:t>
+      </w:r>
+      <w:r>
+        <w:t xml:space="preserve"> and Induction</w:t>
+      </w:r>
+      <w:r>
+        <w:t xml:space="preserve"> Day</w:t>
+      </w:r>
       <w:bookmarkStart w:id="0" w:name="_GoBack"/>
       <w:bookmarkEnd w:id="0"/>
       <w:r>
-        <w:t xml:space="preserve">ink to </w:t>
-      </w:r>
-      <w:r>
-        <w:t>See 2026 HOF Member and Induction Photos</w:t>
+        <w:t xml:space="preserve"> Photos</w:t>
       </w:r>
     </w:p>
     <w:p>
